--- a/presentation/report/report.docx
+++ b/presentation/report/report.docx
@@ -223,7 +223,7 @@
       </w:r>
     </w:p>
     <w:bookmarkEnd w:id="24"/>
-    <w:bookmarkStart w:id="26" w:name="постановка-цели-и-задач"/>
+    <w:bookmarkStart w:id="27" w:name="постановка-цели-и-задач"/>
     <w:p>
       <w:pPr>
         <w:pStyle w:val="Heading1"/>
@@ -266,64 +266,104 @@
       <w:r>
         <w:t xml:space="preserve">Провести обзор и анализ видов загрузки операционных систем, описать их принципы, этапы и особенности реализации в различных программных средах (Windows, Linux, macOS).</w:t>
       </w:r>
+    </w:p>
+    <w:bookmarkEnd w:id="25"/>
+    <w:bookmarkStart w:id="26" w:name="гипотеза"/>
+    <w:p>
+      <w:pPr>
+        <w:pStyle w:val="Heading2"/>
+      </w:pPr>
+      <w:r>
+        <w:rPr>
+          <w:rStyle w:val="SectionNumber"/>
+        </w:rPr>
+        <w:t xml:space="preserve">6.2</w:t>
+      </w:r>
+      <w:r>
+        <w:tab/>
+      </w:r>
+      <w:r>
+        <w:t xml:space="preserve">Гипотеза:</w:t>
+      </w:r>
+    </w:p>
+    <w:p>
+      <w:pPr>
+        <w:pStyle w:val="FirstParagraph"/>
+      </w:pPr>
+      <w:r>
+        <w:t xml:space="preserve">Анализ и сравнение различных видов загрузки операционных систем позволит лучше понять принципы их функционирования и повысить эффективность администрирования и поддержки вычислительных систем.</w:t>
+      </w:r>
       <w:r>
         <w:t xml:space="preserve"> </w:t>
       </w:r>
       <w:r>
-        <w:t xml:space="preserve">## Гипотеза:</w:t>
+        <w:t xml:space="preserve">Задачи:</w:t>
       </w:r>
       <w:r>
         <w:t xml:space="preserve"> </w:t>
       </w:r>
       <w:r>
-        <w:t xml:space="preserve">Анализ и сравнение различных видов загрузки операционных систем позволит лучше понять принципы их функционирования и повысить эффективность администрирования и поддержки вычислительных систем.</w:t>
-      </w:r>
-      <w:r>
-        <w:t xml:space="preserve"> </w:t>
-      </w:r>
-      <w:r>
-        <w:t xml:space="preserve">Задачи:</w:t>
-      </w:r>
-      <w:r>
-        <w:t xml:space="preserve"> </w:t>
-      </w:r>
-      <w:r>
         <w:t xml:space="preserve">1. Дать определение процессу загрузки операционной системы.</w:t>
       </w:r>
-      <w:r>
-        <w:t xml:space="preserve"> </w:t>
-      </w:r>
-      <w:r>
-        <w:t xml:space="preserve">2. Рассмотреть архитектуру BIOS и UEFI, их различия и взаимодействие с MBR/GPT.</w:t>
-      </w:r>
-      <w:r>
-        <w:t xml:space="preserve"> </w:t>
-      </w:r>
-      <w:r>
-        <w:t xml:space="preserve">3. Описать работу основных загрузчиков (Windows Boot Manager, GRUB, boot.efi).</w:t>
-      </w:r>
-      <w:r>
-        <w:t xml:space="preserve"> </w:t>
-      </w:r>
-      <w:r>
-        <w:t xml:space="preserve">4. Изучить различные типы загрузки — холодную, тёплую, безопасную, многозагрузочную, сетевую и восстановительную.</w:t>
-      </w:r>
-      <w:r>
-        <w:t xml:space="preserve"> </w:t>
-      </w:r>
-      <w:r>
-        <w:t xml:space="preserve">5. Сравнить особенности загрузки Windows, Linux и macOS.</w:t>
-      </w:r>
-      <w:r>
-        <w:t xml:space="preserve"> </w:t>
-      </w:r>
-      <w:r>
-        <w:t xml:space="preserve">6. Подчеркнуть роль современных технологий (Secure Boot, PXE, Recovery Mode) в повышении безопасности и устойчивости систем.</w:t>
-      </w:r>
-    </w:p>
-    <w:bookmarkEnd w:id="25"/>
+    </w:p>
+    <w:p>
+      <w:pPr>
+        <w:numPr>
+          <w:ilvl w:val="0"/>
+          <w:numId w:val="1001"/>
+        </w:numPr>
+      </w:pPr>
+      <w:r>
+        <w:t xml:space="preserve">Рассмотреть архитектуру BIOS и UEFI, их различия и взаимодействие с MBR/GPT.</w:t>
+      </w:r>
+    </w:p>
+    <w:p>
+      <w:pPr>
+        <w:numPr>
+          <w:ilvl w:val="0"/>
+          <w:numId w:val="1001"/>
+        </w:numPr>
+      </w:pPr>
+      <w:r>
+        <w:t xml:space="preserve">Описать работу основных загрузчиков (Windows Boot Manager, GRUB, boot.efi).</w:t>
+      </w:r>
+    </w:p>
+    <w:p>
+      <w:pPr>
+        <w:numPr>
+          <w:ilvl w:val="0"/>
+          <w:numId w:val="1001"/>
+        </w:numPr>
+      </w:pPr>
+      <w:r>
+        <w:t xml:space="preserve">Изучить различные типы загрузки — холодную, тёплую, безопасную, многозагрузочную, сетевую и восстановительную.</w:t>
+      </w:r>
+    </w:p>
+    <w:p>
+      <w:pPr>
+        <w:numPr>
+          <w:ilvl w:val="0"/>
+          <w:numId w:val="1001"/>
+        </w:numPr>
+      </w:pPr>
+      <w:r>
+        <w:t xml:space="preserve">Сравнить особенности загрузки Windows, Linux и macOS.</w:t>
+      </w:r>
+    </w:p>
+    <w:p>
+      <w:pPr>
+        <w:numPr>
+          <w:ilvl w:val="0"/>
+          <w:numId w:val="1001"/>
+        </w:numPr>
+      </w:pPr>
+      <w:r>
+        <w:t xml:space="preserve">Подчеркнуть роль современных технологий (Secure Boot, PXE, Recovery Mode) в повышении безопасности и устойчивости систем.</w:t>
+      </w:r>
+    </w:p>
     <w:bookmarkEnd w:id="26"/>
-    <w:bookmarkStart w:id="27" w:name="введение"/>
+    <w:bookmarkEnd w:id="27"/>
+    <w:bookmarkStart w:id="28" w:name="введение"/>
     <w:p>
       <w:pPr>
         <w:pStyle w:val="Heading1"/>
@@ -369,8 +409,8 @@
         <w:t xml:space="preserve">Тема работы актуальна, поскольку знание процессов загрузки необходимо для администрирования, диагностики и обслуживания компьютерных систем. Цель исследования — рассмотреть основные виды загрузки операционных систем и их роль в обеспечении стабильной и безопасной работы вычислительных устройств.</w:t>
       </w:r>
     </w:p>
-    <w:bookmarkEnd w:id="27"/>
-    <w:bookmarkStart w:id="28" w:name="основные-понятия"/>
+    <w:bookmarkEnd w:id="28"/>
+    <w:bookmarkStart w:id="29" w:name="основные-понятия"/>
     <w:p>
       <w:pPr>
         <w:pStyle w:val="Heading1"/>
@@ -403,21 +443,23 @@
       <w:r>
         <w:t xml:space="preserve">В системах с BIOS (Legacy) процедура такая: прошивка находит активный диск, читает MBR и выполняет хранимый в нём код. Этот код загружает загрузчик первого уровня (до 446 байт), который обычно сразу переходит на основной загрузчик (например, GRUB) на системном разделе. В режиме UEFI прошивка из NVRAM узнаёт путь к EFI-приложению, запускает его. UEFI устраняет ограничения MBR: поддерживает диски свыше 2 ТБ и до 128 разделов.</w:t>
       </w:r>
+    </w:p>
+    <w:p>
+      <w:pPr>
+        <w:pStyle w:val="BodyText"/>
+      </w:pPr>
+      <w:r>
+        <w:t xml:space="preserve">После запуска загрузчика (Windows Boot Manager, GRUB, Apple boot.efi и т.д.) происходит передача управления ядру ОС. Так, в Windows BIOS-или UEFI-загрузчик активирует Boot Manager, который согласно записям BCD находит Winload.exe (или winload.efi), загружает ядро ntoskrnl.exe и необходимые драйверы. В Linux типовой загрузчик GRUB (Grand Unified Bootloader) читает файл конфигурации (обычно /boot/grub/grub.cfg) и показывает меню с установленными системами. GRUB поддерживает многоплатформенную загрузку: он может напрямую грузить Linux-ядро и initrd, а также «по цепочке» передавать управление другим загрузчикам (например, загрузчику Windows). Для Mac на Intel-платах после UEFI запускается файл boot.efi (базовый загрузчик macOS), который загружает предварительно связанное ядро prelinkedkernel. На новых Mac с чипом безопасности T2 Secure Enclave реализация Secure Boot соответствует протоколам Apple, но суть схожа с обычной UEFI-загрузкой: проверяется подпись загрузчика перед загрузкой системы.</w:t>
+      </w:r>
       <w:r>
         <w:t xml:space="preserve"> </w:t>
       </w:r>
       <w:r>
-        <w:t xml:space="preserve">После запуска загрузчика (Windows Boot Manager, GRUB, Apple boot.efi и т.д.) происходит передача управления ядру ОС. Так, в Windows BIOS-или UEFI-загрузчик активирует Boot Manager, который согласно записям BCD находит Winload.exe (или winload.efi), загружает ядро ntoskrnl.exe и необходимые драйверы. В Linux типовой загрузчик GRUB (Grand Unified Bootloader) читает файл конфигурации (обычно /boot/grub/grub.cfg) и показывает меню с установленными системами. GRUB поддерживает многоплатформенную загрузку: он может напрямую грузить Linux-ядро и initrd, а также «по цепочке» передавать управление другим загрузчикам (например, загрузчику Windows). Для Mac на Intel-платах после UEFI запускается файл boot.efi (базовый загрузчик macOS), который загружает предварительно связанное ядро prelinkedkernel. На новых Mac с чипом безопасности T2 Secure Enclave реализация Secure Boot соответствует протоколам Apple, но суть схожа с обычной UEFI-загрузкой: проверяется подпись загрузчика перед загрузкой системы.</w:t>
-      </w:r>
-      <w:r>
-        <w:t xml:space="preserve"> </w:t>
-      </w:r>
-      <w:r>
         <w:t xml:space="preserve">В системе после загрузчика ОС инициализируется уже ядро операционной системы и запускаются системные службы или пользовательские процессы. Так, Windows после загрузки ядра запускает процесс Smss.exe, который инициализирует сессии, настраивает подсистемы, и лишь затем разворачивается обычная работа ОС.</w:t>
       </w:r>
     </w:p>
-    <w:bookmarkEnd w:id="28"/>
-    <w:bookmarkStart w:id="29" w:name="bios-и-uefi-mbr-и-gpt"/>
+    <w:bookmarkEnd w:id="29"/>
+    <w:bookmarkStart w:id="30" w:name="bios-и-uefi-mbr-и-gpt"/>
     <w:p>
       <w:pPr>
         <w:pStyle w:val="Heading1"/>
@@ -449,8 +491,8 @@
         <w:t xml:space="preserve">UEFI (Unified Extensible Firmware Interface) – современный стандарт, замена BIOS. Работает в 32/64-битном режиме, позволяет использовать гораздо больше памяти при инициализации. UEFI хранит загрузчики как файлы на специальном разделе EFI System Partition (FAT32), а сам загрузчик запускается по записи в NVRAM с указанием диска и пути. В отличие от BIOS, UEFI может непосредственно загрузить ОС без промежуточного кода MBR. При этом используется таблица GPT (GUID Partition Table), которая поддерживает до 9.4 зеттабайт дискового пространства и 128 разделов.</w:t>
       </w:r>
     </w:p>
-    <w:bookmarkEnd w:id="29"/>
-    <w:bookmarkStart w:id="33" w:name="основные-загрузчики-ос"/>
+    <w:bookmarkEnd w:id="30"/>
+    <w:bookmarkStart w:id="34" w:name="основные-загрузчики-ос"/>
     <w:p>
       <w:pPr>
         <w:pStyle w:val="Heading1"/>
@@ -468,7 +510,7 @@
         <w:t xml:space="preserve">Основные загрузчики ОС</w:t>
       </w:r>
     </w:p>
-    <w:bookmarkStart w:id="30" w:name="windows-boot-manager"/>
+    <w:bookmarkStart w:id="31" w:name="windows-boot-manager"/>
     <w:p>
       <w:pPr>
         <w:pStyle w:val="Heading2"/>
@@ -494,8 +536,8 @@
         <w:t xml:space="preserve">В Windows после POST используется специальный загрузчик Windows Boot Manager (Bootmgr или bootmgfw.efi в UEFI). На системном разделе находится папка, где лежит этот файл. При старте BIOS/UEFI выполняет Bootmgr, который обращается к хранилищу BCD (Boot Configuration Data) и предлагает выбрать ОС (в случае мультизагрузки) или продолжить загрузку. Затем Bootmgr запускает Winload.exe (NT-носитель) или winload.efi, который загружает ядро Windows и основные драйверы. Процесс загрузки Windows описывается так: «BIOS считывает MBR и запускает диспетчер загрузки Windows», затем «Диспетчер загрузки Windows находит и запускает загрузчик Windows (Winload.exe)», после чего «Загрузчик ОС загружает основные драйверы для ядра, а затем запускает само ядро». Таким образом, последовательность Windows (Legacy BIOS) – POST → MBR → Bootmgr → Winload → ядро. В UEFI-протоколе последовательность аналогична, но вместо MBR прошивка напрямую запускает EFI-приложение Bootmgr.</w:t>
       </w:r>
     </w:p>
-    <w:bookmarkEnd w:id="30"/>
-    <w:bookmarkStart w:id="31" w:name="grub-и-linux"/>
+    <w:bookmarkEnd w:id="31"/>
+    <w:bookmarkStart w:id="32" w:name="grub-и-linux"/>
     <w:p>
       <w:pPr>
         <w:pStyle w:val="Heading2"/>
@@ -521,8 +563,8 @@
         <w:t xml:space="preserve">В Linux и других UNIX-подобных ОС стандартным загрузчиком является GRUB (GRand Unified Bootloader) версии 2. GRUB гибок: может загружать ядра Linux, ядро FreeBSD, Solaris, а через «chainloader» – и Windows. Конфигурация GRUB (обычно /boot/grub/grub.cfg) задаёт пункты меню, параметры ядра и initrd. GRUB помещается в MBR (в BIOS-системах) или в ESP (в UEFI-системах) и выводит текстовое меню при загрузке. Пользователь может вручную редактировать параметры ядра непосредственно в GRUB перед запуском (например, указать runlevel или задающий init). Благодаря мультизагрузочной природе GRUB часто используется на системах с несколькими ОС – он может выбирать между ядрами разных дистрибутивов и Windows.</w:t>
       </w:r>
     </w:p>
-    <w:bookmarkEnd w:id="31"/>
-    <w:bookmarkStart w:id="32" w:name="загрузчик-macos"/>
+    <w:bookmarkEnd w:id="32"/>
+    <w:bookmarkStart w:id="33" w:name="загрузчик-macos"/>
     <w:p>
       <w:pPr>
         <w:pStyle w:val="Heading2"/>
@@ -548,9 +590,9 @@
         <w:t xml:space="preserve">На Macintosh (Intel) нет BIOS – используется прошивка EFI, близкая по принципам к UEFI. При старте Mac выполняется BootROM, затем загружается boot.efi с диска. В Apple-платформах загрузчик называется iBoot/boot.efi. В Intel-Mac без чипа T2 прошивка UEFI просто загружает файл boot.efi с системного раздела, который затем загружает ядро macOS (файл prelinkedkernel). На новых Mac с чипом Apple T2 или Apple Silicon используется цепочка доверенной загрузки: встроенный BootROM проверяет подпись iBoot, затем UEFI проверяет boot.efi и immutablekernel, обеспечивая полный Secure Boot для macOS. В случае проблем Mac автоматически входит в режим восстановления (Recovery). Кроме того, при включении Mac можно удерживать клавишу Option (Alt) для вызова встроенного Boot Manager, который позволяет выбрать между разными системами (например, между macOS и Windows в Boot Camp) и внешними дисками.</w:t>
       </w:r>
     </w:p>
-    <w:bookmarkEnd w:id="32"/>
     <w:bookmarkEnd w:id="33"/>
-    <w:bookmarkStart w:id="34" w:name="типы-загрузки"/>
+    <w:bookmarkEnd w:id="34"/>
+    <w:bookmarkStart w:id="35" w:name="типы-загрузки"/>
     <w:p>
       <w:pPr>
         <w:pStyle w:val="Heading1"/>
@@ -580,7 +622,7 @@
       <w:pPr>
         <w:numPr>
           <w:ilvl w:val="0"/>
-          <w:numId w:val="1001"/>
+          <w:numId w:val="1002"/>
         </w:numPr>
       </w:pPr>
       <w:r>
@@ -591,7 +633,7 @@
       <w:pPr>
         <w:numPr>
           <w:ilvl w:val="0"/>
-          <w:numId w:val="1001"/>
+          <w:numId w:val="1002"/>
         </w:numPr>
       </w:pPr>
       <w:r>
@@ -602,15 +644,15 @@
       <w:pPr>
         <w:numPr>
           <w:ilvl w:val="0"/>
-          <w:numId w:val="1001"/>
+          <w:numId w:val="1002"/>
         </w:numPr>
       </w:pPr>
       <w:r>
         <w:t xml:space="preserve">Многозагрузочная конфигурация (dual/multi-boot) – наличие на одном ПК нескольких операционных систем. При такой настройке сначала устанавливают несколько ОС на разные разделы диска или диски, а затем при старте появляется меню выбора. Например, GRUB может в начале загрузки предложить Ubuntu или Windows, а Windows Boot Manager – Windows или другую версию ОС. Dual boot позволяет иметь, скажем, Linux и Windows на одном компьютере. Это же позволяет загружать разные версии ОС для тестирования. Dual Boot буквально означает «многозагрузка»: «это многозагрузочная конфигурация (используется для выбора ОС при старте)». В этом режиме при запуске появляются меню (Boot Manager или GRUB), где пользователь выбирает систему. Для корректного мультизагрузочного запуска загрузчики часто используют цепочку: например, GRUB «по цепочке» передаёт управление загрузчику Windows (NTLDR или Bootmgr).</w:t>
       </w:r>
     </w:p>
-    <w:bookmarkEnd w:id="34"/>
-    <w:bookmarkStart w:id="35" w:name="безопасная-загрузка-secure-boot"/>
+    <w:bookmarkEnd w:id="35"/>
+    <w:bookmarkStart w:id="36" w:name="безопасная-загрузка-secure-boot"/>
     <w:p>
       <w:pPr>
         <w:pStyle w:val="Heading1"/>
@@ -636,8 +678,8 @@
         <w:t xml:space="preserve">Это технология UEFI, обеспечивающая проверку цифровой подписи загружаемых модулей. Secure Boot – это часть спецификации UEFI: при включении ПК прошивка проверяет электронную подпись каждого EFI-приложения (включая драйверы опций и загрузчики ОС) по ключам из хранилища системы. Запускаются только доверенные, подписанные файлы. Стандарт Secure Boot изначально введён в стандарты Windows 8 и далее, чтобы предотвратить загрузку неподписанного или вредоносного ПО на ранних этапах. Если подпись незнакомая или нарушена, загрузка блокируется. При этом в NVRAM хранятся базы доверенных сертификатов (db, KEK, PK) для проверки. Таким образом Secure Boot защищает цепочку загрузки ОС: если какой-то модуль скомпрометирован, система автоматически переходит в режим восстановления и не загружает ОС.</w:t>
       </w:r>
     </w:p>
-    <w:bookmarkEnd w:id="35"/>
-    <w:bookmarkStart w:id="36" w:name="сетевая-загрузка"/>
+    <w:bookmarkEnd w:id="36"/>
+    <w:bookmarkStart w:id="37" w:name="сетевая-загрузка"/>
     <w:p>
       <w:pPr>
         <w:pStyle w:val="Heading1"/>
@@ -663,8 +705,8 @@
         <w:t xml:space="preserve">загрузка системы по сети с удалённого сервера без локальных носителей. В среде PXE (Preboot eXecution Environment) сетевой адаптер содержит мини-загрузчик, который через UDP/BOOTP/TFTP скачивает программу сетевой загрузки (Network Boot Program) и передаёт ей управление. Грубо: BIOS/UEFI направляет управление на NIC, тот по DHCP/BOOTP получает IP и адрес TFTP, загружает начальный загрузчик (pxelinux.0 или аналог). Затем тот, в свою очередь, может загрузить ядро Linux или Windows PE по сети. Сетевая загрузка обычно используется для массового развёртывания ОС (по PXE-серверу) или тонких клиентов (NetBoot на Mac). Сетевой загрузчик действует как посредник: ПК получает инструкции и образ ОС через сеть, что позволяет администратору централизованно управлять загрузкой.</w:t>
       </w:r>
     </w:p>
-    <w:bookmarkEnd w:id="36"/>
-    <w:bookmarkStart w:id="37" w:name="X0387b78f595a0cb708cc62532c18ce353cf5df8"/>
+    <w:bookmarkEnd w:id="37"/>
+    <w:bookmarkStart w:id="38" w:name="X0387b78f595a0cb708cc62532c18ce353cf5df8"/>
     <w:p>
       <w:pPr>
         <w:pStyle w:val="Heading1"/>
@@ -708,8 +750,8 @@
         <w:t xml:space="preserve">3. Linux single-user (режим однопользовательского восстановления). Многие дистрибутивы Linux имеют режим восстановления (Runlevel 1, «single-user mode»). В нём система загружается в однопользовательском режиме без запуска большинства служб и сетевых сервисов. Этот режим удобно использовать для обслуживания (например, ручного запуска fsck) или решения проблем. В GRUB к ядру обычно передают параметр single или emergency, чтобы войти в режим суперпользователя без GUI. В отличии от Windows или Mac, это не отдельный раздел, а специальный режим работы ядра.</w:t>
       </w:r>
     </w:p>
-    <w:bookmarkEnd w:id="37"/>
-    <w:bookmarkStart w:id="38" w:name="заключение"/>
+    <w:bookmarkEnd w:id="38"/>
+    <w:bookmarkStart w:id="39" w:name="заключение"/>
     <w:p>
       <w:pPr>
         <w:pStyle w:val="Heading1"/>
@@ -767,8 +809,8 @@
         <w:t xml:space="preserve">4. Таким образом, можно сделать вывод, что процесс загрузки — это не просто технический этап включения компьютера, а сложная система взаимодействий программных и аппаратных компонентов. От правильной работы каждого звена зависит успешное функционирование всей системы. Знание механизмов загрузки необходимо не только инженерам и администраторам, но и каждому пользователю, стремящемуся глубже понимать работу современных технологий.</w:t>
       </w:r>
     </w:p>
-    <w:bookmarkEnd w:id="38"/>
-    <w:bookmarkStart w:id="40" w:name="литература-и-источники"/>
+    <w:bookmarkEnd w:id="39"/>
+    <w:bookmarkStart w:id="41" w:name="литература-и-источники"/>
     <w:p>
       <w:pPr>
         <w:pStyle w:val="Heading1"/>
@@ -790,7 +832,7 @@
       <w:pPr>
         <w:numPr>
           <w:ilvl w:val="0"/>
-          <w:numId w:val="1002"/>
+          <w:numId w:val="1003"/>
         </w:numPr>
         <w:pStyle w:val="Compact"/>
       </w:pPr>
@@ -802,7 +844,7 @@
       <w:pPr>
         <w:numPr>
           <w:ilvl w:val="0"/>
-          <w:numId w:val="1002"/>
+          <w:numId w:val="1003"/>
         </w:numPr>
         <w:pStyle w:val="Compact"/>
       </w:pPr>
@@ -814,7 +856,7 @@
       <w:pPr>
         <w:numPr>
           <w:ilvl w:val="0"/>
-          <w:numId w:val="1002"/>
+          <w:numId w:val="1003"/>
         </w:numPr>
         <w:pStyle w:val="Compact"/>
       </w:pPr>
@@ -826,7 +868,7 @@
       <w:pPr>
         <w:numPr>
           <w:ilvl w:val="0"/>
-          <w:numId w:val="1002"/>
+          <w:numId w:val="1003"/>
         </w:numPr>
         <w:pStyle w:val="Compact"/>
       </w:pPr>
@@ -834,9 +876,9 @@
         <w:t xml:space="preserve">Таненбаум Э., Бос. Х. Современные операционные системы. Изд. 4-е. – СПб.: Питер, 2015.</w:t>
       </w:r>
     </w:p>
-    <w:bookmarkStart w:id="39" w:name="refs"/>
-    <w:bookmarkEnd w:id="39"/>
+    <w:bookmarkStart w:id="40" w:name="refs"/>
     <w:bookmarkEnd w:id="40"/>
+    <w:bookmarkEnd w:id="41"/>
     <w:sectPr/>
   </w:body>
 </w:document>
@@ -943,6 +985,91 @@
       </w:pPr>
     </w:lvl>
   </w:abstractNum>
+  <w:abstractNum w:abstractNumId="99412">
+    <w:nsid w:val="A99412"/>
+    <w:multiLevelType w:val="multilevel"/>
+    <w:lvl w:ilvl="0">
+      <w:start w:val="2"/>
+      <w:numFmt w:val="decimal"/>
+      <w:lvlText w:val="%1."/>
+      <w:lvlJc w:val="left"/>
+      <w:pPr>
+        <w:ind w:left="720" w:hanging="480"/>
+      </w:pPr>
+    </w:lvl>
+    <w:lvl w:ilvl="1">
+      <w:start w:val="2"/>
+      <w:numFmt w:val="decimal"/>
+      <w:lvlText w:val="%2."/>
+      <w:lvlJc w:val="left"/>
+      <w:pPr>
+        <w:ind w:left="1440" w:hanging="480"/>
+      </w:pPr>
+    </w:lvl>
+    <w:lvl w:ilvl="2">
+      <w:start w:val="2"/>
+      <w:numFmt w:val="decimal"/>
+      <w:lvlText w:val="%3."/>
+      <w:lvlJc w:val="left"/>
+      <w:pPr>
+        <w:ind w:left="2160" w:hanging="480"/>
+      </w:pPr>
+    </w:lvl>
+    <w:lvl w:ilvl="3">
+      <w:start w:val="2"/>
+      <w:numFmt w:val="decimal"/>
+      <w:lvlText w:val="%4."/>
+      <w:lvlJc w:val="left"/>
+      <w:pPr>
+        <w:ind w:left="2880" w:hanging="480"/>
+      </w:pPr>
+    </w:lvl>
+    <w:lvl w:ilvl="4">
+      <w:start w:val="2"/>
+      <w:numFmt w:val="decimal"/>
+      <w:lvlText w:val="%5."/>
+      <w:lvlJc w:val="left"/>
+      <w:pPr>
+        <w:ind w:left="3600" w:hanging="480"/>
+      </w:pPr>
+    </w:lvl>
+    <w:lvl w:ilvl="5">
+      <w:start w:val="2"/>
+      <w:numFmt w:val="decimal"/>
+      <w:lvlText w:val="%6."/>
+      <w:lvlJc w:val="left"/>
+      <w:pPr>
+        <w:ind w:left="4320" w:hanging="480"/>
+      </w:pPr>
+    </w:lvl>
+    <w:lvl w:ilvl="6">
+      <w:start w:val="2"/>
+      <w:numFmt w:val="decimal"/>
+      <w:lvlText w:val="%7."/>
+      <w:lvlJc w:val="left"/>
+      <w:pPr>
+        <w:ind w:left="5040" w:hanging="480"/>
+      </w:pPr>
+    </w:lvl>
+    <w:lvl w:ilvl="7">
+      <w:start w:val="2"/>
+      <w:numFmt w:val="decimal"/>
+      <w:lvlText w:val="%8."/>
+      <w:lvlJc w:val="left"/>
+      <w:pPr>
+        <w:ind w:left="5760" w:hanging="480"/>
+      </w:pPr>
+    </w:lvl>
+    <w:lvl w:ilvl="8">
+      <w:start w:val="2"/>
+      <w:numFmt w:val="decimal"/>
+      <w:lvlText w:val="%9."/>
+      <w:lvlJc w:val="left"/>
+      <w:pPr>
+        <w:ind w:left="6480" w:hanging="480"/>
+      </w:pPr>
+    </w:lvl>
+  </w:abstractNum>
   <w:abstractNum w:abstractNumId="99411">
     <w:nsid w:val="A99411"/>
     <w:multiLevelType w:val="multilevel"/>
@@ -1032,6 +1159,36 @@
     <w:abstractNumId w:val="990"/>
   </w:num>
   <w:num w:numId="1001">
+    <w:abstractNumId w:val="99412"/>
+    <w:lvlOverride w:ilvl="0">
+      <w:startOverride w:val="2"/>
+    </w:lvlOverride>
+    <w:lvlOverride w:ilvl="1">
+      <w:startOverride w:val="2"/>
+    </w:lvlOverride>
+    <w:lvlOverride w:ilvl="2">
+      <w:startOverride w:val="2"/>
+    </w:lvlOverride>
+    <w:lvlOverride w:ilvl="3">
+      <w:startOverride w:val="2"/>
+    </w:lvlOverride>
+    <w:lvlOverride w:ilvl="4">
+      <w:startOverride w:val="2"/>
+    </w:lvlOverride>
+    <w:lvlOverride w:ilvl="5">
+      <w:startOverride w:val="2"/>
+    </w:lvlOverride>
+    <w:lvlOverride w:ilvl="6">
+      <w:startOverride w:val="2"/>
+    </w:lvlOverride>
+    <w:lvlOverride w:ilvl="7">
+      <w:startOverride w:val="2"/>
+    </w:lvlOverride>
+    <w:lvlOverride w:ilvl="8">
+      <w:startOverride w:val="2"/>
+    </w:lvlOverride>
+  </w:num>
+  <w:num w:numId="1002">
     <w:abstractNumId w:val="99411"/>
     <w:lvlOverride w:ilvl="0">
       <w:startOverride w:val="1"/>
@@ -1061,7 +1218,7 @@
       <w:startOverride w:val="1"/>
     </w:lvlOverride>
   </w:num>
-  <w:num w:numId="1002">
+  <w:num w:numId="1003">
     <w:abstractNumId w:val="99411"/>
     <w:lvlOverride w:ilvl="0">
       <w:startOverride w:val="1"/>
